--- a/潮汕英歌舞非遗数字化传承与创新实践_第8小组策划案(1).docx
+++ b/潮汕英歌舞非遗数字化传承与创新实践_第8小组策划案(1).docx
@@ -186,6 +186,262 @@
     </w:p>
     <w:p>
       <w:pPr>
+        <w:pStyle w:val="3"/>
+        <w:spacing w:before="200" w:after="100"/>
+      </w:pPr>
+      <w:r>
+        <w:rPr>
+          <w:rFonts w:ascii="Arial" w:hAnsi="Arial" w:eastAsia="微软雅黑"/>
+          <w:b/>
+          <w:bCs/>
+          <w:sz w:val="26"/>
+          <w:szCs w:val="26"/>
+        </w:rPr>
+        <w:t>（一）项目目标</w:t>
+      </w:r>
+    </w:p>
+    <w:p>
+      <w:pPr>
+        <w:pStyle w:val="16"/>
+        <w:numPr>
+          <w:ilvl w:val="0"/>
+          <w:numId w:val="1"/>
+        </w:numPr>
+        <w:spacing w:before="30" w:after="30" w:line="300" w:lineRule="auto"/>
+      </w:pPr>
+      <w:r>
+        <w:rPr>
+          <w:rFonts w:ascii="Arial" w:hAnsi="Arial" w:eastAsia="微软雅黑"/>
+          <w:b/>
+          <w:bCs/>
+          <w:sz w:val="24"/>
+          <w:szCs w:val="24"/>
+        </w:rPr>
+        <w:t>总目标：</w:t>
+      </w:r>
+      <w:r>
+        <w:rPr>
+          <w:rFonts w:ascii="Arial" w:hAnsi="Arial" w:eastAsia="微软雅黑"/>
+          <w:sz w:val="24"/>
+          <w:szCs w:val="24"/>
+        </w:rPr>
+        <w:t>在 7 次课程（14 课时）内完成两项核心产出——一套英歌舞简单动作教学体系，以及一款含 3 个关卡、可现场演示的英歌主题横版动作闯关游戏。</w:t>
+      </w:r>
+    </w:p>
+    <w:p>
+      <w:pPr>
+        <w:pStyle w:val="16"/>
+        <w:numPr>
+          <w:ilvl w:val="0"/>
+          <w:numId w:val="1"/>
+        </w:numPr>
+        <w:spacing w:before="30" w:after="30" w:line="300" w:lineRule="auto"/>
+      </w:pPr>
+      <w:r>
+        <w:rPr>
+          <w:rFonts w:ascii="Arial" w:hAnsi="Arial" w:eastAsia="微软雅黑"/>
+          <w:b/>
+          <w:bCs/>
+          <w:sz w:val="24"/>
+          <w:szCs w:val="24"/>
+        </w:rPr>
+        <w:t>教学目标：</w:t>
+      </w:r>
+      <w:r>
+        <w:rPr>
+          <w:rFonts w:ascii="Arial" w:hAnsi="Arial" w:eastAsia="微软雅黑"/>
+          <w:sz w:val="24"/>
+          <w:szCs w:val="24"/>
+        </w:rPr>
+        <w:t>节选握槌、转槌、击槌、后抬腿提颠步、马步背槌、旋槌等简单动作进行分解教学，使零基础同学在课程结束时能配合鼓点完整展示一套短组合。</w:t>
+      </w:r>
+    </w:p>
+    <w:p>
+      <w:pPr>
+        <w:pStyle w:val="16"/>
+        <w:numPr>
+          <w:ilvl w:val="0"/>
+          <w:numId w:val="1"/>
+        </w:numPr>
+        <w:spacing w:before="30" w:after="30" w:line="300" w:lineRule="auto"/>
+      </w:pPr>
+      <w:r>
+        <w:rPr>
+          <w:rFonts w:ascii="Arial" w:hAnsi="Arial" w:eastAsia="微软雅黑"/>
+          <w:b/>
+          <w:bCs/>
+          <w:sz w:val="24"/>
+          <w:szCs w:val="24"/>
+        </w:rPr>
+        <w:t>游戏目标：</w:t>
+      </w:r>
+      <w:r>
+        <w:rPr>
+          <w:rFonts w:ascii="Arial" w:hAnsi="Arial" w:eastAsia="微软雅黑"/>
+          <w:sz w:val="24"/>
+          <w:szCs w:val="24"/>
+        </w:rPr>
+        <w:t>玩家能踩着锣鼓鼓点完成「跑、跳、击槌」与对击弹反，通关 3 个关卡；判定由音频时钟驱动，踩准判定点可获得伤害倍率。</w:t>
+      </w:r>
+    </w:p>
+    <w:p>
+      <w:pPr>
+        <w:pStyle w:val="16"/>
+        <w:numPr>
+          <w:ilvl w:val="0"/>
+          <w:numId w:val="1"/>
+        </w:numPr>
+        <w:spacing w:before="30" w:after="30" w:line="300" w:lineRule="auto"/>
+      </w:pPr>
+      <w:r>
+        <w:rPr>
+          <w:rFonts w:ascii="Arial" w:hAnsi="Arial" w:eastAsia="微软雅黑"/>
+          <w:b/>
+          <w:bCs/>
+          <w:sz w:val="24"/>
+          <w:szCs w:val="24"/>
+        </w:rPr>
+        <w:t>传播目标：</w:t>
+      </w:r>
+      <w:r>
+        <w:rPr>
+          <w:rFonts w:ascii="Arial" w:hAnsi="Arial" w:eastAsia="微软雅黑"/>
+          <w:sz w:val="24"/>
+          <w:szCs w:val="24"/>
+        </w:rPr>
+        <w:t>把教学成果与游戏作品推广至校内其他班级或社团，并发布至网页平台供更多人体验。</w:t>
+      </w:r>
+    </w:p>
+    <w:p>
+      <w:pPr>
+        <w:pStyle w:val="3"/>
+        <w:spacing w:before="200" w:after="100"/>
+      </w:pPr>
+      <w:r>
+        <w:rPr>
+          <w:rFonts w:ascii="Arial" w:hAnsi="Arial" w:eastAsia="微软雅黑"/>
+          <w:b/>
+          <w:bCs/>
+          <w:sz w:val="26"/>
+          <w:szCs w:val="26"/>
+        </w:rPr>
+        <w:t>（二）验收标准</w:t>
+      </w:r>
+    </w:p>
+    <w:p>
+      <w:pPr>
+        <w:pStyle w:val="16"/>
+        <w:numPr>
+          <w:ilvl w:val="0"/>
+          <w:numId w:val="1"/>
+        </w:numPr>
+        <w:spacing w:before="30" w:after="30" w:line="300" w:lineRule="auto"/>
+      </w:pPr>
+      <w:r>
+        <w:rPr>
+          <w:rFonts w:ascii="Arial" w:hAnsi="Arial" w:eastAsia="微软雅黑"/>
+          <w:b/>
+          <w:bCs/>
+          <w:sz w:val="24"/>
+          <w:szCs w:val="24"/>
+        </w:rPr>
+        <w:t>教学验收：</w:t>
+      </w:r>
+      <w:r>
+        <w:rPr>
+          <w:rFonts w:ascii="Arial" w:hAnsi="Arial" w:eastAsia="微软雅黑"/>
+          <w:sz w:val="24"/>
+          <w:szCs w:val="24"/>
+        </w:rPr>
+        <w:t>全体成员能配合英歌鼓点完整演示所学的动作组合；教学讲义与教学视频完成录制。</w:t>
+      </w:r>
+    </w:p>
+    <w:p>
+      <w:pPr>
+        <w:pStyle w:val="16"/>
+        <w:numPr>
+          <w:ilvl w:val="0"/>
+          <w:numId w:val="1"/>
+        </w:numPr>
+        <w:spacing w:before="30" w:after="30" w:line="300" w:lineRule="auto"/>
+      </w:pPr>
+      <w:r>
+        <w:rPr>
+          <w:rFonts w:ascii="Arial" w:hAnsi="Arial" w:eastAsia="微软雅黑"/>
+          <w:b/>
+          <w:bCs/>
+          <w:sz w:val="24"/>
+          <w:szCs w:val="24"/>
+        </w:rPr>
+        <w:t>游戏验收：</w:t>
+      </w:r>
+      <w:r>
+        <w:rPr>
+          <w:rFonts w:ascii="Arial" w:hAnsi="Arial" w:eastAsia="微软雅黑"/>
+          <w:sz w:val="24"/>
+          <w:szCs w:val="24"/>
+        </w:rPr>
+        <w:t>3 个关卡均可通关；合拍判定由音频时钟驱动、帧率波动不影响判定结果；玩家招式动画与判定提示保持一致。</w:t>
+      </w:r>
+    </w:p>
+    <w:p>
+      <w:pPr>
+        <w:pStyle w:val="16"/>
+        <w:numPr>
+          <w:ilvl w:val="0"/>
+          <w:numId w:val="1"/>
+        </w:numPr>
+        <w:spacing w:before="30" w:after="30" w:line="300" w:lineRule="auto"/>
+      </w:pPr>
+      <w:r>
+        <w:rPr>
+          <w:rFonts w:ascii="Arial" w:hAnsi="Arial" w:eastAsia="微软雅黑"/>
+          <w:b/>
+          <w:bCs/>
+          <w:sz w:val="24"/>
+          <w:szCs w:val="24"/>
+        </w:rPr>
+        <w:t>演示验收：</w:t>
+      </w:r>
+      <w:r>
+        <w:rPr>
+          <w:rFonts w:ascii="Arial" w:hAnsi="Arial" w:eastAsia="微软雅黑"/>
+          <w:sz w:val="24"/>
+          <w:szCs w:val="24"/>
+        </w:rPr>
+        <w:t>第 7 次课可现场演示游戏，并邀请其他小组同学试玩、收集反馈。</w:t>
+      </w:r>
+    </w:p>
+    <w:p>
+      <w:pPr>
+        <w:pStyle w:val="16"/>
+        <w:numPr>
+          <w:ilvl w:val="0"/>
+          <w:numId w:val="1"/>
+        </w:numPr>
+        <w:spacing w:before="30" w:after="30" w:line="300" w:lineRule="auto"/>
+      </w:pPr>
+      <w:r>
+        <w:rPr>
+          <w:rFonts w:ascii="Arial" w:hAnsi="Arial" w:eastAsia="微软雅黑"/>
+          <w:b/>
+          <w:bCs/>
+          <w:sz w:val="24"/>
+          <w:szCs w:val="24"/>
+        </w:rPr>
+        <w:t>归档验收：</w:t>
+      </w:r>
+      <w:r>
+        <w:rPr>
+          <w:rFonts w:ascii="Arial" w:hAnsi="Arial" w:eastAsia="微软雅黑"/>
+          <w:sz w:val="24"/>
+          <w:szCs w:val="24"/>
+        </w:rPr>
+        <w:t>策划案、设计文档、像素素材与工程源码统一归档并开源至 GitHub。</w:t>
+      </w:r>
+    </w:p>
+    <w:p>
+      <w:pPr>
         <w:pStyle w:val="2"/>
         <w:spacing w:before="260" w:after="140"/>
       </w:pPr>
@@ -292,17 +548,7 @@
           <w:sz w:val="24"/>
           <w:szCs w:val="24"/>
         </w:rPr>
-        <w:t>翁泽荣</w:t>
-      </w:r>
-      <w:r>
-        <w:rPr>
-          <w:rFonts w:ascii="Arial" w:hAnsi="Arial" w:eastAsia="微软雅黑"/>
-          <w:b/>
-          <w:bCs/>
-          <w:sz w:val="24"/>
-          <w:szCs w:val="24"/>
-        </w:rPr>
-        <w:t>：</w:t>
+        <w:t>翁泽荣：</w:t>
       </w:r>
       <w:r>
         <w:rPr>
@@ -330,17 +576,7 @@
           <w:sz w:val="24"/>
           <w:szCs w:val="24"/>
         </w:rPr>
-        <w:t>吴彩云</w:t>
-      </w:r>
-      <w:r>
-        <w:rPr>
-          <w:rFonts w:ascii="Arial" w:hAnsi="Arial" w:eastAsia="微软雅黑"/>
-          <w:b/>
-          <w:bCs/>
-          <w:sz w:val="24"/>
-          <w:szCs w:val="24"/>
-        </w:rPr>
-        <w:t>：</w:t>
+        <w:t>吴彩云：</w:t>
       </w:r>
       <w:r>
         <w:rPr>
@@ -700,6 +936,162 @@
     </w:p>
     <w:p>
       <w:pPr>
+        <w:pStyle w:val="3"/>
+        <w:spacing w:before="200" w:after="100"/>
+      </w:pPr>
+      <w:r>
+        <w:rPr>
+          <w:rFonts w:ascii="Arial" w:hAnsi="Arial" w:eastAsia="微软雅黑"/>
+          <w:b/>
+          <w:bCs/>
+          <w:sz w:val="26"/>
+          <w:szCs w:val="26"/>
+        </w:rPr>
+        <w:t>（四）协作与推进机制</w:t>
+      </w:r>
+    </w:p>
+    <w:p>
+      <w:pPr>
+        <w:pStyle w:val="16"/>
+        <w:numPr>
+          <w:ilvl w:val="0"/>
+          <w:numId w:val="1"/>
+        </w:numPr>
+        <w:spacing w:before="30" w:after="30" w:line="300" w:lineRule="auto"/>
+      </w:pPr>
+      <w:r>
+        <w:rPr>
+          <w:rFonts w:ascii="Arial" w:hAnsi="Arial" w:eastAsia="微软雅黑"/>
+          <w:b/>
+          <w:bCs/>
+          <w:sz w:val="24"/>
+          <w:szCs w:val="24"/>
+        </w:rPr>
+        <w:t>每周一次小组例会：</w:t>
+      </w:r>
+      <w:r>
+        <w:rPr>
+          <w:rFonts w:ascii="Arial" w:hAnsi="Arial" w:eastAsia="微软雅黑"/>
+          <w:sz w:val="24"/>
+          <w:szCs w:val="24"/>
+        </w:rPr>
+        <w:t>教学组与开发组分别汇报进度，问题当场落实到责任人。</w:t>
+      </w:r>
+    </w:p>
+    <w:p>
+      <w:pPr>
+        <w:pStyle w:val="16"/>
+        <w:numPr>
+          <w:ilvl w:val="0"/>
+          <w:numId w:val="1"/>
+        </w:numPr>
+        <w:spacing w:before="30" w:after="30" w:line="300" w:lineRule="auto"/>
+      </w:pPr>
+      <w:r>
+        <w:rPr>
+          <w:rFonts w:ascii="Arial" w:hAnsi="Arial" w:eastAsia="微软雅黑"/>
+          <w:b/>
+          <w:bCs/>
+          <w:sz w:val="24"/>
+          <w:szCs w:val="24"/>
+        </w:rPr>
+        <w:t>课后任务到人：</w:t>
+      </w:r>
+      <w:r>
+        <w:rPr>
+          <w:rFonts w:ascii="Arial" w:hAnsi="Arial" w:eastAsia="微软雅黑"/>
+          <w:sz w:val="24"/>
+          <w:szCs w:val="24"/>
+        </w:rPr>
+        <w:t>每次课后设定明确的课后任务与负责人，下次课开始前 10 分钟检查完成情况。</w:t>
+      </w:r>
+    </w:p>
+    <w:p>
+      <w:pPr>
+        <w:pStyle w:val="16"/>
+        <w:numPr>
+          <w:ilvl w:val="0"/>
+          <w:numId w:val="1"/>
+        </w:numPr>
+        <w:spacing w:before="30" w:after="30" w:line="300" w:lineRule="auto"/>
+      </w:pPr>
+      <w:r>
+        <w:rPr>
+          <w:rFonts w:ascii="Arial" w:hAnsi="Arial" w:eastAsia="微软雅黑"/>
+          <w:b/>
+          <w:bCs/>
+          <w:sz w:val="24"/>
+          <w:szCs w:val="24"/>
+        </w:rPr>
+        <w:t>进度公开可查：</w:t>
+      </w:r>
+      <w:r>
+        <w:rPr>
+          <w:rFonts w:ascii="Arial" w:hAnsi="Arial" w:eastAsia="微软雅黑"/>
+          <w:sz w:val="24"/>
+          <w:szCs w:val="24"/>
+        </w:rPr>
+        <w:t>所有课后任务、进度与遇到的问题统一记录在仓库的《项目进度.md》，全员可查。</w:t>
+      </w:r>
+    </w:p>
+    <w:p>
+      <w:pPr>
+        <w:pStyle w:val="16"/>
+        <w:numPr>
+          <w:ilvl w:val="0"/>
+          <w:numId w:val="1"/>
+        </w:numPr>
+        <w:spacing w:before="30" w:after="30" w:line="300" w:lineRule="auto"/>
+      </w:pPr>
+      <w:r>
+        <w:rPr>
+          <w:rFonts w:ascii="Arial" w:hAnsi="Arial" w:eastAsia="微软雅黑"/>
+          <w:b/>
+          <w:bCs/>
+          <w:sz w:val="24"/>
+          <w:szCs w:val="24"/>
+        </w:rPr>
+        <w:t>资料统一归档：</w:t>
+      </w:r>
+      <w:r>
+        <w:rPr>
+          <w:rFonts w:ascii="Arial" w:hAnsi="Arial" w:eastAsia="微软雅黑"/>
+          <w:sz w:val="24"/>
+          <w:szCs w:val="24"/>
+        </w:rPr>
+        <w:t>素材与文档统一存放于 GitHub 仓库并遵循统一命名规范，避免版本混乱。</w:t>
+      </w:r>
+    </w:p>
+    <w:p>
+      <w:pPr>
+        <w:pStyle w:val="16"/>
+        <w:numPr>
+          <w:ilvl w:val="0"/>
+          <w:numId w:val="1"/>
+        </w:numPr>
+        <w:spacing w:before="30" w:after="30" w:line="300" w:lineRule="auto"/>
+      </w:pPr>
+      <w:r>
+        <w:rPr>
+          <w:rFonts w:ascii="Arial" w:hAnsi="Arial" w:eastAsia="微软雅黑"/>
+          <w:b/>
+          <w:bCs/>
+          <w:sz w:val="24"/>
+          <w:szCs w:val="24"/>
+        </w:rPr>
+        <w:t>组长统筹：</w:t>
+      </w:r>
+      <w:r>
+        <w:rPr>
+          <w:rFonts w:ascii="Arial" w:hAnsi="Arial" w:eastAsia="微软雅黑"/>
+          <w:sz w:val="24"/>
+          <w:szCs w:val="24"/>
+        </w:rPr>
+        <w:t>组长负责整体排期与对接指导老师；成员分工可按实际专长微调，但小组归属保持不变。</w:t>
+      </w:r>
+    </w:p>
+    <w:p>
+      <w:pPr>
         <w:pStyle w:val="2"/>
         <w:spacing w:before="260" w:after="140"/>
       </w:pPr>
@@ -2313,7 +2705,7 @@
           <w:sz w:val="24"/>
           <w:szCs w:val="24"/>
         </w:rPr>
-        <w:t>采用 Trae 结合 AI 大模型辅助编程：用自然语言描述需求，由 AI 生成与修改代码。该方式上手门槛低、迭代快，适合零基础团队在 7 次课程内完成原型开发。</w:t>
+        <w:t>采用 Trae 结合 AI 大模型辅助编程：用自然语言描述需求，由 AI 生成与修改代码。该方式上手门槛低、迭代快，适合零基础团队在 7 次课程内完成原型开发。实际技术栈为 Python 3 + pygame（画面与输入）+ numpy（音频与素材处理）+ sounddevice（音频时钟输出），全部免费；工程可打包为 Windows 可执行文件，也可发布至网页。</w:t>
       </w:r>
     </w:p>
     <w:p>
@@ -2465,7 +2857,7 @@
         <w:pStyle w:val="16"/>
         <w:numPr>
           <w:ilvl w:val="0"/>
-          <w:numId w:val="2"/>
+          <w:numId w:val="1"/>
         </w:numPr>
         <w:spacing w:before="30" w:after="30" w:line="300" w:lineRule="auto"/>
       </w:pPr>
@@ -2493,7 +2885,7 @@
         <w:pStyle w:val="16"/>
         <w:numPr>
           <w:ilvl w:val="0"/>
-          <w:numId w:val="2"/>
+          <w:numId w:val="1"/>
         </w:numPr>
         <w:spacing w:before="30" w:after="30" w:line="300" w:lineRule="auto"/>
       </w:pPr>
@@ -2521,7 +2913,7 @@
         <w:pStyle w:val="16"/>
         <w:numPr>
           <w:ilvl w:val="0"/>
-          <w:numId w:val="2"/>
+          <w:numId w:val="1"/>
         </w:numPr>
         <w:spacing w:before="30" w:after="30" w:line="300" w:lineRule="auto"/>
       </w:pPr>
@@ -2717,7 +3109,167 @@
           <w:sz w:val="26"/>
           <w:szCs w:val="26"/>
         </w:rPr>
-        <w:t>（五）参考案例</w:t>
+        <w:t>（五）开发进度与后续安排</w:t>
+      </w:r>
+    </w:p>
+    <w:p>
+      <w:pPr>
+        <w:spacing w:before="40" w:after="40" w:line="300" w:lineRule="auto"/>
+      </w:pPr>
+      <w:r>
+        <w:rPr>
+          <w:rFonts w:ascii="Arial" w:hAnsi="Arial" w:eastAsia="微软雅黑"/>
+          <w:b w:val="0"/>
+          <w:bCs w:val="0"/>
+          <w:sz w:val="24"/>
+          <w:szCs w:val="24"/>
+        </w:rPr>
+        <w:t>项目按「先跑通原型 → 接入像素素材 → 补全玩法与三个关卡 → 音频打磨与打包发布」四步推进，目前前两步已完成。</w:t>
+      </w:r>
+    </w:p>
+    <w:p>
+      <w:pPr>
+        <w:pStyle w:val="16"/>
+        <w:numPr>
+          <w:ilvl w:val="0"/>
+          <w:numId w:val="1"/>
+        </w:numPr>
+        <w:spacing w:before="30" w:after="30" w:line="300" w:lineRule="auto"/>
+      </w:pPr>
+      <w:r>
+        <w:rPr>
+          <w:rFonts w:ascii="Arial" w:hAnsi="Arial" w:eastAsia="微软雅黑"/>
+          <w:b/>
+          <w:bCs/>
+          <w:sz w:val="24"/>
+          <w:szCs w:val="24"/>
+        </w:rPr>
+        <w:t>M0 可玩原型（已完成）：</w:t>
+      </w:r>
+      <w:r>
+        <w:rPr>
+          <w:rFonts w:ascii="Arial" w:hAnsi="Arial" w:eastAsia="微软雅黑"/>
+          <w:sz w:val="24"/>
+          <w:szCs w:val="24"/>
+        </w:rPr>
+        <w:t>单赛段可通关；合拍判定由音频时钟驱动，帧率波动不影响判定结果；机器人冒烟测试通过——赛段通关、敌人全清、完美合拍率 86%、判定误差均值 −3.4ms。</w:t>
+      </w:r>
+    </w:p>
+    <w:p>
+      <w:pPr>
+        <w:pStyle w:val="16"/>
+        <w:numPr>
+          <w:ilvl w:val="0"/>
+          <w:numId w:val="1"/>
+        </w:numPr>
+        <w:spacing w:before="30" w:after="30" w:line="300" w:lineRule="auto"/>
+      </w:pPr>
+      <w:r>
+        <w:rPr>
+          <w:rFonts w:ascii="Arial" w:hAnsi="Arial" w:eastAsia="微软雅黑"/>
+          <w:b/>
+          <w:bCs/>
+          <w:sz w:val="24"/>
+          <w:szCs w:val="24"/>
+        </w:rPr>
+        <w:t>M1 素材接入与风格统一（已完成）：</w:t>
+      </w:r>
+      <w:r>
+        <w:rPr>
+          <w:rFonts w:ascii="Arial" w:hAnsi="Arial" w:eastAsia="微软雅黑"/>
+          <w:sz w:val="24"/>
+          <w:szCs w:val="24"/>
+        </w:rPr>
+        <w:t>31 项像素素材（玩家 7 / 敌人 8 / 环境 13 / UI 3）完成抠图、分帧与统一缩放；角色、敌人与场景全部替换为像素贴图，素材缺失时自动回退程序绘制；画面统一为角色约 149 像素高。</w:t>
+      </w:r>
+    </w:p>
+    <w:p>
+      <w:pPr>
+        <w:pStyle w:val="16"/>
+        <w:numPr>
+          <w:ilvl w:val="0"/>
+          <w:numId w:val="1"/>
+        </w:numPr>
+        <w:spacing w:before="30" w:after="30" w:line="300" w:lineRule="auto"/>
+      </w:pPr>
+      <w:r>
+        <w:rPr>
+          <w:rFonts w:ascii="Arial" w:hAnsi="Arial" w:eastAsia="微软雅黑"/>
+          <w:b/>
+          <w:bCs/>
+          <w:sz w:val="24"/>
+          <w:szCs w:val="24"/>
+        </w:rPr>
+        <w:t>M2 玩法补全与三关落地（进行中）：</w:t>
+      </w:r>
+      <w:r>
+        <w:rPr>
+          <w:rFonts w:ascii="Arial" w:hAnsi="Arial" w:eastAsia="微软雅黑"/>
+          <w:sz w:val="24"/>
+          <w:szCs w:val="24"/>
+        </w:rPr>
+        <w:t>补齐玩家招式动画与敌人种类，完成第 2、3 关与结算界面美化。</w:t>
+      </w:r>
+    </w:p>
+    <w:p>
+      <w:pPr>
+        <w:pStyle w:val="16"/>
+        <w:numPr>
+          <w:ilvl w:val="0"/>
+          <w:numId w:val="1"/>
+        </w:numPr>
+        <w:spacing w:before="30" w:after="30" w:line="300" w:lineRule="auto"/>
+      </w:pPr>
+      <w:r>
+        <w:rPr>
+          <w:rFonts w:ascii="Arial" w:hAnsi="Arial" w:eastAsia="微软雅黑"/>
+          <w:b/>
+          <w:bCs/>
+          <w:sz w:val="24"/>
+          <w:szCs w:val="24"/>
+        </w:rPr>
+        <w:t>M3 音频、打磨与发布（未开始）：</w:t>
+      </w:r>
+      <w:r>
+        <w:rPr>
+          <w:rFonts w:ascii="Arial" w:hAnsi="Arial" w:eastAsia="微软雅黑"/>
+          <w:sz w:val="24"/>
+          <w:szCs w:val="24"/>
+        </w:rPr>
+        <w:t>四档板式锣鼓音频、真人试玩调参、打包发布与展示物料。</w:t>
+      </w:r>
+    </w:p>
+    <w:p>
+      <w:pPr>
+        <w:spacing w:before="60" w:after="60" w:line="300" w:lineRule="auto"/>
+        <w:ind w:left="360"/>
+      </w:pPr>
+      <w:r>
+        <w:rPr>
+          <w:rFonts w:ascii="Arial" w:hAnsi="Arial" w:eastAsia="微软雅黑"/>
+          <w:i/>
+          <w:iCs/>
+          <w:color w:val="595959"/>
+          <w:sz w:val="20"/>
+          <w:szCs w:val="20"/>
+        </w:rPr>
+        <w:t>游戏工程已开源至 GitHub：https://github.com/shuda-li/YingGeGame （含工程源码、像素素材、设计文档与素材处理说明）；当前的素材缺口与已知限制详见仓库根目录的《项目进度.md》。</w:t>
+      </w:r>
+    </w:p>
+    <w:p>
+      <w:pPr>
+        <w:pStyle w:val="3"/>
+        <w:spacing w:before="200" w:after="100"/>
+      </w:pPr>
+      <w:r>
+        <w:rPr>
+          <w:rFonts w:ascii="Arial" w:hAnsi="Arial" w:eastAsia="微软雅黑"/>
+          <w:b/>
+          <w:bCs/>
+          <w:sz w:val="26"/>
+          <w:szCs w:val="26"/>
+        </w:rPr>
+        <w:t>（六）参考案例</w:t>
       </w:r>
     </w:p>
     <w:p>
@@ -2829,7 +3381,7 @@
         <w:pStyle w:val="16"/>
         <w:numPr>
           <w:ilvl w:val="0"/>
-          <w:numId w:val="2"/>
+          <w:numId w:val="1"/>
         </w:numPr>
         <w:spacing w:before="30" w:after="30" w:line="300" w:lineRule="auto"/>
       </w:pPr>
@@ -2857,7 +3409,7 @@
         <w:pStyle w:val="16"/>
         <w:numPr>
           <w:ilvl w:val="0"/>
-          <w:numId w:val="2"/>
+          <w:numId w:val="1"/>
         </w:numPr>
         <w:spacing w:before="30" w:after="30" w:line="300" w:lineRule="auto"/>
       </w:pPr>
@@ -2885,7 +3437,7 @@
         <w:pStyle w:val="16"/>
         <w:numPr>
           <w:ilvl w:val="0"/>
-          <w:numId w:val="2"/>
+          <w:numId w:val="1"/>
         </w:numPr>
         <w:spacing w:before="30" w:after="30" w:line="300" w:lineRule="auto"/>
       </w:pPr>
@@ -2913,7 +3465,7 @@
         <w:pStyle w:val="16"/>
         <w:numPr>
           <w:ilvl w:val="0"/>
-          <w:numId w:val="2"/>
+          <w:numId w:val="1"/>
         </w:numPr>
         <w:spacing w:before="30" w:after="30" w:line="300" w:lineRule="auto"/>
       </w:pPr>
@@ -3049,7 +3601,375 @@
           <w:sz w:val="32"/>
           <w:szCs w:val="32"/>
         </w:rPr>
-        <w:t>七、成果产出与项目展望</w:t>
+        <w:t>七、方案创新点</w:t>
+      </w:r>
+    </w:p>
+    <w:p>
+      <w:pPr>
+        <w:pStyle w:val="16"/>
+        <w:numPr>
+          <w:ilvl w:val="0"/>
+          <w:numId w:val="1"/>
+        </w:numPr>
+        <w:spacing w:before="30" w:after="30" w:line="300" w:lineRule="auto"/>
+      </w:pPr>
+      <w:r>
+        <w:rPr>
+          <w:rFonts w:ascii="Arial" w:hAnsi="Arial" w:eastAsia="微软雅黑"/>
+          <w:b/>
+          <w:bCs/>
+          <w:sz w:val="24"/>
+          <w:szCs w:val="24"/>
+        </w:rPr>
+        <w:t>节奏化操作机制：</w:t>
+      </w:r>
+      <w:r>
+        <w:rPr>
+          <w:rFonts w:ascii="Arial" w:hAnsi="Arial" w:eastAsia="微软雅黑"/>
+          <w:sz w:val="24"/>
+          <w:szCs w:val="24"/>
+        </w:rPr>
+        <w:t>把英歌锣鼓鼓点直接当作判定节拍器，玩家踩准每小节第 1、3 拍出招可获得伤害倍率——以非遗鼓点作为核心判定机制的动作闯关设计较为少见。</w:t>
+      </w:r>
+    </w:p>
+    <w:p>
+      <w:pPr>
+        <w:pStyle w:val="16"/>
+        <w:numPr>
+          <w:ilvl w:val="0"/>
+          <w:numId w:val="1"/>
+        </w:numPr>
+        <w:spacing w:before="30" w:after="30" w:line="300" w:lineRule="auto"/>
+      </w:pPr>
+      <w:r>
+        <w:rPr>
+          <w:rFonts w:ascii="Arial" w:hAnsi="Arial" w:eastAsia="微软雅黑"/>
+          <w:b/>
+          <w:bCs/>
+          <w:sz w:val="24"/>
+          <w:szCs w:val="24"/>
+        </w:rPr>
+        <w:t>判定由音频时钟驱动：</w:t>
+      </w:r>
+      <w:r>
+        <w:rPr>
+          <w:rFonts w:ascii="Arial" w:hAnsi="Arial" w:eastAsia="微软雅黑"/>
+          <w:sz w:val="24"/>
+          <w:szCs w:val="24"/>
+        </w:rPr>
+        <w:t>判定锚点取按键帧，完美 / 合拍窗口为 ±40 / ±80ms，帧率波动不影响判定结果，手感稳定可预期。</w:t>
+      </w:r>
+    </w:p>
+    <w:p>
+      <w:pPr>
+        <w:pStyle w:val="16"/>
+        <w:numPr>
+          <w:ilvl w:val="0"/>
+          <w:numId w:val="1"/>
+        </w:numPr>
+        <w:spacing w:before="30" w:after="30" w:line="300" w:lineRule="auto"/>
+      </w:pPr>
+      <w:r>
+        <w:rPr>
+          <w:rFonts w:ascii="Arial" w:hAnsi="Arial" w:eastAsia="微软雅黑"/>
+          <w:b/>
+          <w:bCs/>
+          <w:sz w:val="24"/>
+          <w:szCs w:val="24"/>
+        </w:rPr>
+        <w:t>真实素材驱动：</w:t>
+      </w:r>
+      <w:r>
+        <w:rPr>
+          <w:rFonts w:ascii="Arial" w:hAnsi="Arial" w:eastAsia="微软雅黑"/>
+          <w:sz w:val="24"/>
+          <w:szCs w:val="24"/>
+        </w:rPr>
+        <w:t>角色与场景像素素材由本组用豆包图像模型生成，并配套抠图、分帧、统一缩放的标准化处理流程，成本低、风格统一且可复现。</w:t>
+      </w:r>
+    </w:p>
+    <w:p>
+      <w:pPr>
+        <w:pStyle w:val="16"/>
+        <w:numPr>
+          <w:ilvl w:val="0"/>
+          <w:numId w:val="1"/>
+        </w:numPr>
+        <w:spacing w:before="30" w:after="30" w:line="300" w:lineRule="auto"/>
+      </w:pPr>
+      <w:r>
+        <w:rPr>
+          <w:rFonts w:ascii="Arial" w:hAnsi="Arial" w:eastAsia="微软雅黑"/>
+          <w:b/>
+          <w:bCs/>
+          <w:sz w:val="24"/>
+          <w:szCs w:val="24"/>
+        </w:rPr>
+        <w:t>数据驱动架构：</w:t>
+      </w:r>
+      <w:r>
+        <w:rPr>
+          <w:rFonts w:ascii="Arial" w:hAnsi="Arial" w:eastAsia="微软雅黑"/>
+          <w:sz w:val="24"/>
+          <w:szCs w:val="24"/>
+        </w:rPr>
+        <w:t>手感参数、锣鼓节奏、动作帧数据与关卡布局全部写成独立的 JSON 数据表，改数值不改代码，便于借助 AI 快速迭代与调平衡。</w:t>
+      </w:r>
+    </w:p>
+    <w:p>
+      <w:pPr>
+        <w:pStyle w:val="16"/>
+        <w:numPr>
+          <w:ilvl w:val="0"/>
+          <w:numId w:val="1"/>
+        </w:numPr>
+        <w:spacing w:before="30" w:after="30" w:line="300" w:lineRule="auto"/>
+      </w:pPr>
+      <w:r>
+        <w:rPr>
+          <w:rFonts w:ascii="Arial" w:hAnsi="Arial" w:eastAsia="微软雅黑"/>
+          <w:b/>
+          <w:bCs/>
+          <w:sz w:val="24"/>
+          <w:szCs w:val="24"/>
+        </w:rPr>
+        <w:t>教学与游戏双向验证：</w:t>
+      </w:r>
+      <w:r>
+        <w:rPr>
+          <w:rFonts w:ascii="Arial" w:hAnsi="Arial" w:eastAsia="微软雅黑"/>
+          <w:sz w:val="24"/>
+          <w:szCs w:val="24"/>
+        </w:rPr>
+        <w:t>教学组编创的英歌动作直接对应游戏招式，游戏又可反过来用于展示教学成果，两条产出互相支撑。</w:t>
+      </w:r>
+    </w:p>
+    <w:p>
+      <w:pPr>
+        <w:pStyle w:val="16"/>
+        <w:numPr>
+          <w:ilvl w:val="0"/>
+          <w:numId w:val="1"/>
+        </w:numPr>
+        <w:spacing w:before="30" w:after="30" w:line="300" w:lineRule="auto"/>
+      </w:pPr>
+      <w:r>
+        <w:rPr>
+          <w:rFonts w:ascii="Arial" w:hAnsi="Arial" w:eastAsia="微软雅黑"/>
+          <w:b/>
+          <w:bCs/>
+          <w:sz w:val="24"/>
+          <w:szCs w:val="24"/>
+        </w:rPr>
+        <w:t>AI 协作开发流程：</w:t>
+      </w:r>
+      <w:r>
+        <w:rPr>
+          <w:rFonts w:ascii="Arial" w:hAnsi="Arial" w:eastAsia="微软雅黑"/>
+          <w:sz w:val="24"/>
+          <w:szCs w:val="24"/>
+        </w:rPr>
+        <w:t>把「如何用 AI 一步步做完」固化为带验收标准的里程碑路线图，零基础团队也能按步骤推进。</w:t>
+      </w:r>
+    </w:p>
+    <w:p>
+      <w:pPr>
+        <w:pStyle w:val="2"/>
+        <w:spacing w:before="260" w:after="140"/>
+      </w:pPr>
+      <w:r>
+        <w:rPr>
+          <w:rFonts w:ascii="Arial" w:hAnsi="Arial" w:eastAsia="微软雅黑"/>
+          <w:b/>
+          <w:bCs/>
+          <w:sz w:val="32"/>
+          <w:szCs w:val="32"/>
+        </w:rPr>
+        <w:t>八、可行性与风险应对</w:t>
+      </w:r>
+    </w:p>
+    <w:p>
+      <w:pPr>
+        <w:pStyle w:val="16"/>
+        <w:numPr>
+          <w:ilvl w:val="0"/>
+          <w:numId w:val="1"/>
+        </w:numPr>
+        <w:spacing w:before="30" w:after="30" w:line="300" w:lineRule="auto"/>
+      </w:pPr>
+      <w:r>
+        <w:rPr>
+          <w:rFonts w:ascii="Arial" w:hAnsi="Arial" w:eastAsia="微软雅黑"/>
+          <w:b/>
+          <w:bCs/>
+          <w:sz w:val="24"/>
+          <w:szCs w:val="24"/>
+        </w:rPr>
+        <w:t>技术可行：</w:t>
+      </w:r>
+      <w:r>
+        <w:rPr>
+          <w:rFonts w:ascii="Arial" w:hAnsi="Arial" w:eastAsia="微软雅黑"/>
+          <w:sz w:val="24"/>
+          <w:szCs w:val="24"/>
+        </w:rPr>
+        <w:t>全部工具免费（Trae、Python、pygame 等），零基础可上手；合拍判定、音频时钟、固定步长运动等关键技术已在原型中实现并跑通。</w:t>
+      </w:r>
+    </w:p>
+    <w:p>
+      <w:pPr>
+        <w:pStyle w:val="16"/>
+        <w:numPr>
+          <w:ilvl w:val="0"/>
+          <w:numId w:val="1"/>
+        </w:numPr>
+        <w:spacing w:before="30" w:after="30" w:line="300" w:lineRule="auto"/>
+      </w:pPr>
+      <w:r>
+        <w:rPr>
+          <w:rFonts w:ascii="Arial" w:hAnsi="Arial" w:eastAsia="微软雅黑"/>
+          <w:b/>
+          <w:bCs/>
+          <w:sz w:val="24"/>
+          <w:szCs w:val="24"/>
+        </w:rPr>
+        <w:t>时间可行：</w:t>
+      </w:r>
+      <w:r>
+        <w:rPr>
+          <w:rFonts w:ascii="Arial" w:hAnsi="Arial" w:eastAsia="微软雅黑"/>
+          <w:sz w:val="24"/>
+          <w:szCs w:val="24"/>
+        </w:rPr>
+        <w:t>7 次课共 14 课时，教学内容与开发任务已按次课拆解，任务量与课时匹配；开发已完成前两个里程碑，进度可控。</w:t>
+      </w:r>
+    </w:p>
+    <w:p>
+      <w:pPr>
+        <w:pStyle w:val="16"/>
+        <w:numPr>
+          <w:ilvl w:val="0"/>
+          <w:numId w:val="1"/>
+        </w:numPr>
+        <w:spacing w:before="30" w:after="30" w:line="300" w:lineRule="auto"/>
+      </w:pPr>
+      <w:r>
+        <w:rPr>
+          <w:rFonts w:ascii="Arial" w:hAnsi="Arial" w:eastAsia="微软雅黑"/>
+          <w:b/>
+          <w:bCs/>
+          <w:sz w:val="24"/>
+          <w:szCs w:val="24"/>
+        </w:rPr>
+        <w:t>经费可行：</w:t>
+      </w:r>
+      <w:r>
+        <w:rPr>
+          <w:rFonts w:ascii="Arial" w:hAnsi="Arial" w:eastAsia="微软雅黑"/>
+          <w:sz w:val="24"/>
+          <w:szCs w:val="24"/>
+        </w:rPr>
+        <w:t>总预算 400 元，仅用于英歌槌与耗材；软件使用与素材生成无额外支出。</w:t>
+      </w:r>
+    </w:p>
+    <w:p>
+      <w:pPr>
+        <w:pStyle w:val="16"/>
+        <w:numPr>
+          <w:ilvl w:val="0"/>
+          <w:numId w:val="1"/>
+        </w:numPr>
+        <w:spacing w:before="30" w:after="30" w:line="300" w:lineRule="auto"/>
+      </w:pPr>
+      <w:r>
+        <w:rPr>
+          <w:rFonts w:ascii="Arial" w:hAnsi="Arial" w:eastAsia="微软雅黑"/>
+          <w:b/>
+          <w:bCs/>
+          <w:sz w:val="24"/>
+          <w:szCs w:val="24"/>
+        </w:rPr>
+        <w:t>素材风险与应对：</w:t>
+      </w:r>
+      <w:r>
+        <w:rPr>
+          <w:rFonts w:ascii="Arial" w:hAnsi="Arial" w:eastAsia="微软雅黑"/>
+          <w:sz w:val="24"/>
+          <w:szCs w:val="24"/>
+        </w:rPr>
+        <w:t>AI 生成的动作帧可能出现角色长相漂移；应对方式是先用提示词生成定妆图，之后每个动作状态都以「定妆图 + 妆造照片」为参考图生成。</w:t>
+      </w:r>
+    </w:p>
+    <w:p>
+      <w:pPr>
+        <w:pStyle w:val="16"/>
+        <w:numPr>
+          <w:ilvl w:val="0"/>
+          <w:numId w:val="1"/>
+        </w:numPr>
+        <w:spacing w:before="30" w:after="30" w:line="300" w:lineRule="auto"/>
+      </w:pPr>
+      <w:r>
+        <w:rPr>
+          <w:rFonts w:ascii="Arial" w:hAnsi="Arial" w:eastAsia="微软雅黑"/>
+          <w:b/>
+          <w:bCs/>
+          <w:sz w:val="24"/>
+          <w:szCs w:val="24"/>
+        </w:rPr>
+        <w:t>进度风险与应对：</w:t>
+      </w:r>
+      <w:r>
+        <w:rPr>
+          <w:rFonts w:ascii="Arial" w:hAnsi="Arial" w:eastAsia="微软雅黑"/>
+          <w:sz w:val="24"/>
+          <w:szCs w:val="24"/>
+        </w:rPr>
+        <w:t>开发任务偏重；应对方式是按「先跑通原型 → 再接入素材 → 最后补内容」的顺序推进，保证任何时候都有可演示版本。</w:t>
+      </w:r>
+    </w:p>
+    <w:p>
+      <w:pPr>
+        <w:pStyle w:val="16"/>
+        <w:numPr>
+          <w:ilvl w:val="0"/>
+          <w:numId w:val="1"/>
+        </w:numPr>
+        <w:spacing w:before="30" w:after="30" w:line="300" w:lineRule="auto"/>
+      </w:pPr>
+      <w:r>
+        <w:rPr>
+          <w:rFonts w:ascii="Arial" w:hAnsi="Arial" w:eastAsia="微软雅黑"/>
+          <w:b/>
+          <w:bCs/>
+          <w:sz w:val="24"/>
+          <w:szCs w:val="24"/>
+        </w:rPr>
+        <w:t>范围风险与应对：</w:t>
+      </w:r>
+      <w:r>
+        <w:rPr>
+          <w:rFonts w:ascii="Arial" w:hAnsi="Arial" w:eastAsia="微软雅黑"/>
+          <w:sz w:val="24"/>
+          <w:szCs w:val="24"/>
+        </w:rPr>
+        <w:t>7 次课内只做 3 个关卡，不做成长系统与联网功能，避免范围失控。</w:t>
+      </w:r>
+    </w:p>
+    <w:p>
+      <w:pPr>
+        <w:pStyle w:val="2"/>
+        <w:spacing w:before="260" w:after="140"/>
+      </w:pPr>
+      <w:r>
+        <w:rPr>
+          <w:rFonts w:ascii="Arial" w:hAnsi="Arial" w:eastAsia="微软雅黑"/>
+          <w:b/>
+          <w:bCs/>
+          <w:sz w:val="32"/>
+          <w:szCs w:val="32"/>
+        </w:rPr>
+        <w:t>九、成果产出与项目展望</w:t>
       </w:r>
     </w:p>
     <w:p>
@@ -3073,7 +3993,7 @@
         <w:pStyle w:val="16"/>
         <w:numPr>
           <w:ilvl w:val="0"/>
-          <w:numId w:val="2"/>
+          <w:numId w:val="1"/>
         </w:numPr>
         <w:spacing w:before="30" w:after="30" w:line="300" w:lineRule="auto"/>
       </w:pPr>
@@ -3091,7 +4011,7 @@
         <w:pStyle w:val="16"/>
         <w:numPr>
           <w:ilvl w:val="0"/>
-          <w:numId w:val="2"/>
+          <w:numId w:val="1"/>
         </w:numPr>
         <w:spacing w:before="30" w:after="30" w:line="300" w:lineRule="auto"/>
       </w:pPr>
@@ -3109,7 +4029,7 @@
         <w:pStyle w:val="16"/>
         <w:numPr>
           <w:ilvl w:val="0"/>
-          <w:numId w:val="2"/>
+          <w:numId w:val="1"/>
         </w:numPr>
         <w:spacing w:before="30" w:after="30" w:line="300" w:lineRule="auto"/>
       </w:pPr>
@@ -3127,7 +4047,7 @@
         <w:pStyle w:val="16"/>
         <w:numPr>
           <w:ilvl w:val="0"/>
-          <w:numId w:val="2"/>
+          <w:numId w:val="1"/>
         </w:numPr>
         <w:spacing w:before="30" w:after="30" w:line="300" w:lineRule="auto"/>
       </w:pPr>
@@ -3138,6 +4058,24 @@
           <w:szCs w:val="24"/>
         </w:rPr>
         <w:t>项目宣传推文与短视频。</w:t>
+      </w:r>
+    </w:p>
+    <w:p>
+      <w:pPr>
+        <w:pStyle w:val="16"/>
+        <w:numPr>
+          <w:ilvl w:val="0"/>
+          <w:numId w:val="1"/>
+        </w:numPr>
+        <w:spacing w:before="30" w:after="30" w:line="300" w:lineRule="auto"/>
+      </w:pPr>
+      <w:r>
+        <w:rPr>
+          <w:rFonts w:ascii="Arial" w:hAnsi="Arial" w:eastAsia="微软雅黑"/>
+          <w:sz w:val="24"/>
+          <w:szCs w:val="24"/>
+        </w:rPr>
+        <w:t>开源的游戏工程：源码、像素素材与设计文档托管于 GitHub（https://github.com/shuda-li/YingGeGame）。</w:t>
       </w:r>
     </w:p>
     <w:p>
